--- a/exercises/Bài tập tổng hợp 50-53 - Mệnh đề quan hệ/Đề 2.docx
+++ b/exercises/Bài tập tổng hợp 50-53 - Mệnh đề quan hệ/Đề 2.docx
@@ -3,604 +3,2428 @@
 <w:document xmlns:w="http://schemas.openxmlformats.org/wordprocessingml/2006/main">
   <w:body>
     <w:p>
-      <w:r>
-        <w:rPr>
+      <w:pPr>
+        <w:spacing w:before="0" w:after="280"/>
+        <w:keepNext/>
+        <w:jc w:val="center"/>
+      </w:pPr>
+      <w:r>
+        <w:rPr>
+          <w:color w:val="000000"/>
           <w:b/>
         </w:rPr>
-        <w:t xml:space="preserve">ĐỀ TỔNG HỢP 50–53 – ĐỀ 2</w:t>
-      </w:r>
-    </w:p>
-    <w:p>
-      <w:r>
-        <w:t xml:space="preserve">RELATIVE PRONOUNS – RELATIVE ADVERBS – DEFINING / NON-DEFINING – REDUCED RELATIVE CLAUSES</w:t>
-      </w:r>
-    </w:p>
-    <w:p>
-      <w:r>
-        <w:t xml:space="preserve">Họ và tên: __________________________                         Điểm: ________/100</w:t>
-      </w:r>
-    </w:p>
-    <w:p>
-      <w:r>
-        <w:rPr>
+        <w:t>ĐỀ TỔNG HỢP 50–53 – ĐỀ 2</w:t>
+      </w:r>
+    </w:p>
+    <w:p>
+      <w:pPr>
+        <w:spacing w:before="0" w:after="180"/>
+        <w:jc w:val="center"/>
+      </w:pPr>
+      <w:r>
+        <w:rPr>
+          <w:color w:val="000000"/>
           <w:b/>
         </w:rPr>
-        <w:t xml:space="preserve">PHẦN 1. ĐẠI TỪ QUAN HỆ (10 điểm)</w:t>
-      </w:r>
-    </w:p>
-    <w:p>
-      <w:r>
-        <w:t xml:space="preserve">1. The people ___ we invited arrived early.</w:t>
-      </w:r>
-    </w:p>
-    <w:p>
-      <w:r>
-        <w:t xml:space="preserve">2. The phone ___ is on the desk is mine.</w:t>
-      </w:r>
-    </w:p>
-    <w:p>
-      <w:r>
-        <w:t xml:space="preserve">3. The teacher ___ teaches us English is from Hue.</w:t>
-      </w:r>
-    </w:p>
-    <w:p>
-      <w:r>
-        <w:t xml:space="preserve">4. The film ___ we watched was exciting.</w:t>
-      </w:r>
-    </w:p>
-    <w:p>
-      <w:r>
-        <w:t xml:space="preserve">5. The girl with ___ Lan traveled is her cousin.</w:t>
-      </w:r>
-    </w:p>
-    <w:p>
-      <w:r>
-        <w:t xml:space="preserve">6. The house ___ roof is red belongs to Nam.</w:t>
-      </w:r>
-    </w:p>
-    <w:p>
-      <w:r>
-        <w:t xml:space="preserve">7. The cake ___ Mai made tastes delicious.</w:t>
-      </w:r>
-    </w:p>
-    <w:p>
-      <w:r>
-        <w:t xml:space="preserve">8. Anyone ___ wants to join should register.</w:t>
-      </w:r>
-    </w:p>
-    <w:p>
-      <w:r>
-        <w:t xml:space="preserve">9. The artist ___ paintings are displayed is famous.</w:t>
-      </w:r>
-    </w:p>
-    <w:p>
-      <w:r>
-        <w:t xml:space="preserve">10. The colleague about ___ I told you has arrived.</w:t>
-      </w:r>
-    </w:p>
-    <w:p>
-      <w:r>
-        <w:rPr>
+        <w:t>RELATIVE PRONOUNS – RELATIVE ADVERBS – DEFINING / NON-DEFINING – REDUCED RELATIVE CLAUSES</w:t>
+      </w:r>
+    </w:p>
+    <w:p>
+      <w:pPr>
+        <w:spacing w:before="0" w:after="100"/>
+      </w:pPr>
+      <w:r>
+        <w:rPr>
+          <w:color w:val="000000"/>
+        </w:rPr>
+        <w:t>Họ và tên: __________________________                         Điểm: ________/100</w:t>
+      </w:r>
+    </w:p>
+    <w:p>
+      <w:pPr>
+        <w:spacing w:before="0" w:after="100"/>
+      </w:pPr>
+      <w:r>
+        <w:rPr>
+          <w:color w:val="000000"/>
+        </w:rPr>
+        <w:t>Phạm vi kiến thức: Bài 50–53 — đại từ quan hệ; trạng từ quan hệ; mệnh đề xác định/không xác định; mệnh đề quan hệ rút gọn.</w:t>
+      </w:r>
+    </w:p>
+    <w:p>
+      <w:pPr>
+        <w:spacing w:before="0" w:after="100"/>
+      </w:pPr>
+      <w:r>
+        <w:rPr>
+          <w:color w:val="000000"/>
+        </w:rPr>
+        <w:t>Thời gian làm bài dự kiến: 90 phút.</w:t>
+      </w:r>
+    </w:p>
+    <w:p>
+      <w:pPr>
+        <w:spacing w:before="0" w:after="100"/>
+      </w:pPr>
+      <w:r>
+        <w:rPr>
+          <w:color w:val="000000"/>
+        </w:rPr>
+        <w:t>Tổng điểm: 100 điểm.</w:t>
+      </w:r>
+    </w:p>
+    <w:p>
+      <w:pPr>
+        <w:spacing w:before="0" w:after="120"/>
+      </w:pPr>
+      <w:r>
+        <w:rPr>
+          <w:color w:val="000000"/>
+        </w:rPr>
+        <w:t>Hướng dẫn chung: Làm lần lượt từng phần và kiểm tra vai trò của đại từ/trạng từ quan hệ, dấu phẩy cùng cách rút gọn mệnh đề trước khi nộp bài.</w:t>
+      </w:r>
+    </w:p>
+    <w:p>
+      <w:pPr>
+        <w:spacing w:before="240" w:after="60"/>
+        <w:keepNext/>
+      </w:pPr>
+      <w:r>
+        <w:rPr>
+          <w:color w:val="000000"/>
           <w:b/>
         </w:rPr>
-        <w:t xml:space="preserve">PHẦN 2. TRẠNG TỪ QUAN HỆ (10 điểm)</w:t>
-      </w:r>
-    </w:p>
-    <w:p>
-      <w:r>
-        <w:t xml:space="preserve">1. That was the year ___ my family moved.</w:t>
-      </w:r>
-    </w:p>
-    <w:p>
-      <w:r>
-        <w:t xml:space="preserve">2. The reason ___ he was late was traffic.</w:t>
-      </w:r>
-    </w:p>
-    <w:p>
-      <w:r>
-        <w:t xml:space="preserve">3. The village ___ my grandparents live is peaceful.</w:t>
-      </w:r>
-    </w:p>
-    <w:p>
-      <w:r>
-        <w:t xml:space="preserve">4. Monday is the day ___ the shop closes early.</w:t>
-      </w:r>
-    </w:p>
-    <w:p>
-      <w:r>
-        <w:t xml:space="preserve">5. Is this the place ___ you found the key?</w:t>
-      </w:r>
-    </w:p>
-    <w:p>
-      <w:r>
-        <w:t xml:space="preserve">6. I cannot understand the reason ___ they refused.</w:t>
-      </w:r>
-    </w:p>
-    <w:p>
-      <w:r>
-        <w:t xml:space="preserve">7. 2019 was the year ___ she graduated.</w:t>
-      </w:r>
-    </w:p>
-    <w:p>
-      <w:r>
-        <w:t xml:space="preserve">8. The park ___ we exercise has reopened.</w:t>
-      </w:r>
-    </w:p>
-    <w:p>
-      <w:r>
-        <w:t xml:space="preserve">9. Tell me the time ___ the train arrives.</w:t>
-      </w:r>
-    </w:p>
-    <w:p>
-      <w:r>
-        <w:t xml:space="preserve">10. This is why / the reason ___ I called you.</w:t>
-      </w:r>
-    </w:p>
-    <w:p>
-      <w:r>
-        <w:rPr>
+        <w:t>PHẦN 1. ĐẠI TỪ QUAN HỆ (10 điểm)</w:t>
+      </w:r>
+    </w:p>
+    <w:p>
+      <w:pPr>
+        <w:spacing w:before="0" w:after="60"/>
+        <w:keepNext/>
+      </w:pPr>
+      <w:r>
+        <w:rPr>
+          <w:color w:val="000000"/>
+          <w:i/>
+        </w:rPr>
+        <w:t>Hướng dẫn: Điền đại từ quan hệ phù hợp với người, vật hoặc sở hữu trong câu.</w:t>
+      </w:r>
+    </w:p>
+    <w:p>
+      <w:pPr>
+        <w:spacing w:before="40" w:after="60"/>
+      </w:pPr>
+      <w:r>
+        <w:rPr>
+          <w:color w:val="000000"/>
+        </w:rPr>
+        <w:t>1. The people ___ we invited arrived early.</w:t>
+      </w:r>
+    </w:p>
+    <w:p>
+      <w:pPr>
+        <w:spacing w:before="120" w:after="160"/>
+      </w:pPr>
+      <w:r>
+        <w:rPr>
+          <w:color w:val="000000"/>
+        </w:rPr>
+        <w:t>2. The phone ___ is on the desk is mine.</w:t>
+      </w:r>
+    </w:p>
+    <w:p>
+      <w:pPr>
+        <w:spacing w:before="120" w:after="160"/>
+      </w:pPr>
+      <w:r>
+        <w:rPr>
+          <w:color w:val="000000"/>
+        </w:rPr>
+        <w:t>3. The teacher ___ teaches us English is from Hue.</w:t>
+      </w:r>
+    </w:p>
+    <w:p>
+      <w:pPr>
+        <w:spacing w:before="120" w:after="160"/>
+      </w:pPr>
+      <w:r>
+        <w:rPr>
+          <w:color w:val="000000"/>
+        </w:rPr>
+        <w:t>4. The film ___ we watched was exciting.</w:t>
+      </w:r>
+    </w:p>
+    <w:p>
+      <w:pPr>
+        <w:spacing w:before="120" w:after="160"/>
+      </w:pPr>
+      <w:r>
+        <w:rPr>
+          <w:color w:val="000000"/>
+        </w:rPr>
+        <w:t>5. The girl with ___ Lan traveled is her cousin.</w:t>
+      </w:r>
+    </w:p>
+    <w:p>
+      <w:pPr>
+        <w:spacing w:before="120" w:after="160"/>
+      </w:pPr>
+      <w:r>
+        <w:rPr>
+          <w:color w:val="000000"/>
+        </w:rPr>
+        <w:t>6. The house ___ roof is red belongs to Nam.</w:t>
+      </w:r>
+    </w:p>
+    <w:p>
+      <w:pPr>
+        <w:spacing w:before="120" w:after="160"/>
+      </w:pPr>
+      <w:r>
+        <w:rPr>
+          <w:color w:val="000000"/>
+        </w:rPr>
+        <w:t>7. The cake ___ Mai made tastes delicious.</w:t>
+      </w:r>
+    </w:p>
+    <w:p>
+      <w:pPr>
+        <w:spacing w:before="120" w:after="160"/>
+      </w:pPr>
+      <w:r>
+        <w:rPr>
+          <w:color w:val="000000"/>
+        </w:rPr>
+        <w:t>8. Anyone ___ wants to join should register.</w:t>
+      </w:r>
+    </w:p>
+    <w:p>
+      <w:pPr>
+        <w:spacing w:before="120" w:after="160"/>
+      </w:pPr>
+      <w:r>
+        <w:rPr>
+          <w:color w:val="000000"/>
+        </w:rPr>
+        <w:t>9. The artist ___ paintings are displayed is famous.</w:t>
+      </w:r>
+    </w:p>
+    <w:p>
+      <w:pPr>
+        <w:spacing w:before="120" w:after="160"/>
+      </w:pPr>
+      <w:r>
+        <w:rPr>
+          <w:color w:val="000000"/>
+        </w:rPr>
+        <w:t>10. The colleague about ___ I told you has arrived.</w:t>
+      </w:r>
+    </w:p>
+    <w:p>
+      <w:pPr>
+        <w:spacing w:before="240" w:after="60"/>
+        <w:keepNext/>
+      </w:pPr>
+      <w:r>
+        <w:rPr>
+          <w:color w:val="000000"/>
           <w:b/>
         </w:rPr>
-        <w:t xml:space="preserve">PHẦN 3. NỐI CÂU BẰNG MỆNH ĐỀ QUAN HỆ (10 điểm)</w:t>
-      </w:r>
-    </w:p>
-    <w:p>
-      <w:r>
-        <w:t xml:space="preserve">1. She explained the reason. She changed her plan for that reason.</w:t>
-      </w:r>
-    </w:p>
-    <w:p>
-      <w:r>
-        <w:t xml:space="preserve">2. The teacher praised the students. They worked hard.</w:t>
-      </w:r>
-    </w:p>
-    <w:p>
-      <w:r>
-        <w:t xml:space="preserve">3. The museum was crowded. We visited it on Sunday.</w:t>
-      </w:r>
-    </w:p>
-    <w:p>
-      <w:r>
-        <w:t xml:space="preserve">4. The doctor was kind. I spoke to her.</w:t>
-      </w:r>
-    </w:p>
-    <w:p>
-      <w:r>
-        <w:t xml:space="preserve">5. This is the restaurant. We had our party here.</w:t>
-      </w:r>
-    </w:p>
-    <w:p>
-      <w:r>
-        <w:t xml:space="preserve">6. The bicycle belongs to Lan. Its wheel is broken.</w:t>
-      </w:r>
-    </w:p>
-    <w:p>
-      <w:r>
-        <w:t xml:space="preserve">7. July is the month. We usually travel then.</w:t>
-      </w:r>
-    </w:p>
-    <w:p>
-      <w:r>
-        <w:t xml:space="preserve">8. The song became popular. Nam wrote it.</w:t>
-      </w:r>
-    </w:p>
-    <w:p>
-      <w:r>
-        <w:t xml:space="preserve">9. I know a man. His daughter won the prize.</w:t>
-      </w:r>
-    </w:p>
-    <w:p>
-      <w:r>
-        <w:t xml:space="preserve">10. Nobody knows the reason. The machine stopped for that reason.</w:t>
-      </w:r>
-    </w:p>
-    <w:p>
-      <w:r>
-        <w:rPr>
+        <w:t>PHẦN 2. TRẠNG TỪ QUAN HỆ (10 điểm)</w:t>
+      </w:r>
+    </w:p>
+    <w:p>
+      <w:pPr>
+        <w:spacing w:before="0" w:after="60"/>
+        <w:keepNext/>
+      </w:pPr>
+      <w:r>
+        <w:rPr>
+          <w:color w:val="000000"/>
+          <w:i/>
+        </w:rPr>
+        <w:t>Hướng dẫn: Điền trạng từ quan hệ where, when hoặc why phù hợp.</w:t>
+      </w:r>
+    </w:p>
+    <w:p>
+      <w:pPr>
+        <w:spacing w:before="40" w:after="60"/>
+      </w:pPr>
+      <w:r>
+        <w:rPr>
+          <w:color w:val="000000"/>
+        </w:rPr>
+        <w:t>1. That was the year ___ my family moved.</w:t>
+      </w:r>
+    </w:p>
+    <w:p>
+      <w:pPr>
+        <w:spacing w:before="120" w:after="160"/>
+      </w:pPr>
+      <w:r>
+        <w:rPr>
+          <w:color w:val="000000"/>
+        </w:rPr>
+        <w:t>2. The reason ___ he was late was traffic.</w:t>
+      </w:r>
+    </w:p>
+    <w:p>
+      <w:pPr>
+        <w:spacing w:before="120" w:after="160"/>
+      </w:pPr>
+      <w:r>
+        <w:rPr>
+          <w:color w:val="000000"/>
+        </w:rPr>
+        <w:t>3. The village ___ my grandparents live is peaceful.</w:t>
+      </w:r>
+    </w:p>
+    <w:p>
+      <w:pPr>
+        <w:spacing w:before="120" w:after="160"/>
+      </w:pPr>
+      <w:r>
+        <w:rPr>
+          <w:color w:val="000000"/>
+        </w:rPr>
+        <w:t>4. Monday is the day ___ the shop closes early.</w:t>
+      </w:r>
+    </w:p>
+    <w:p>
+      <w:pPr>
+        <w:spacing w:before="120" w:after="160"/>
+      </w:pPr>
+      <w:r>
+        <w:rPr>
+          <w:color w:val="000000"/>
+        </w:rPr>
+        <w:t>5. Is this the place ___ you found the key?</w:t>
+      </w:r>
+    </w:p>
+    <w:p>
+      <w:pPr>
+        <w:spacing w:before="120" w:after="160"/>
+      </w:pPr>
+      <w:r>
+        <w:rPr>
+          <w:color w:val="000000"/>
+        </w:rPr>
+        <w:t>6. I cannot understand the reason ___ they refused.</w:t>
+      </w:r>
+    </w:p>
+    <w:p>
+      <w:pPr>
+        <w:spacing w:before="120" w:after="160"/>
+      </w:pPr>
+      <w:r>
+        <w:rPr>
+          <w:color w:val="000000"/>
+        </w:rPr>
+        <w:t>7. 2019 was the year ___ she graduated.</w:t>
+      </w:r>
+    </w:p>
+    <w:p>
+      <w:pPr>
+        <w:spacing w:before="120" w:after="160"/>
+      </w:pPr>
+      <w:r>
+        <w:rPr>
+          <w:color w:val="000000"/>
+        </w:rPr>
+        <w:t>8. The park ___ we exercise has reopened.</w:t>
+      </w:r>
+    </w:p>
+    <w:p>
+      <w:pPr>
+        <w:spacing w:before="120" w:after="160"/>
+      </w:pPr>
+      <w:r>
+        <w:rPr>
+          <w:color w:val="000000"/>
+        </w:rPr>
+        <w:t>9. Tell me the time ___ the train arrives.</w:t>
+      </w:r>
+    </w:p>
+    <w:p>
+      <w:pPr>
+        <w:spacing w:before="120" w:after="160"/>
+      </w:pPr>
+      <w:r>
+        <w:rPr>
+          <w:color w:val="000000"/>
+        </w:rPr>
+        <w:t>10. This is why / the reason ___ I called you.</w:t>
+      </w:r>
+    </w:p>
+    <w:p>
+      <w:pPr>
+        <w:spacing w:before="240" w:after="60"/>
+        <w:keepNext/>
+      </w:pPr>
+      <w:r>
+        <w:rPr>
+          <w:color w:val="000000"/>
           <w:b/>
         </w:rPr>
-        <w:t xml:space="preserve">PHẦN 4. MỆNH ĐỀ XÁC ĐỊNH / KHÔNG XÁC ĐỊNH VÀ DẤU PHẨY (10 điểm)</w:t>
-      </w:r>
-    </w:p>
-    <w:p>
-      <w:r>
-        <w:t xml:space="preserve">1. Ha Long Bay which attracts many tourists is beautiful.</w:t>
-      </w:r>
-    </w:p>
-    <w:p>
-      <w:r>
-        <w:t xml:space="preserve">2. People who exercise regularly are often healthier.</w:t>
-      </w:r>
-    </w:p>
-    <w:p>
-      <w:r>
-        <w:t xml:space="preserve">3. My car which I bought last year has broken down. (one car)</w:t>
-      </w:r>
-    </w:p>
-    <w:p>
-      <w:r>
-        <w:t xml:space="preserve">4. The café where we first met has closed.</w:t>
-      </w:r>
-    </w:p>
-    <w:p>
-      <w:r>
-        <w:t xml:space="preserve">5. Lan's father who is a doctor works at this hospital.</w:t>
-      </w:r>
-    </w:p>
-    <w:p>
-      <w:r>
-        <w:t xml:space="preserve">6. The employees who arrived late apologized.</w:t>
-      </w:r>
-    </w:p>
-    <w:p>
-      <w:r>
-        <w:t xml:space="preserve">7. Paris which I visited in June was wonderful.</w:t>
-      </w:r>
-    </w:p>
-    <w:p>
-      <w:r>
-        <w:t xml:space="preserve">8. The phone that has a cracked screen is mine.</w:t>
-      </w:r>
-    </w:p>
-    <w:p>
-      <w:r>
-        <w:t xml:space="preserve">9. Ms Hoa whom everyone respects is retiring.</w:t>
-      </w:r>
-    </w:p>
-    <w:p>
-      <w:r>
-        <w:t xml:space="preserve">10. The Mekong River which flows through several countries is important.</w:t>
-      </w:r>
-    </w:p>
-    <w:p>
-      <w:r>
-        <w:rPr>
+        <w:t>PHẦN 3. NỐI CÂU BẰNG MỆNH ĐỀ QUAN HỆ (10 điểm)</w:t>
+      </w:r>
+    </w:p>
+    <w:p>
+      <w:pPr>
+        <w:spacing w:before="0" w:after="60"/>
+        <w:keepNext/>
+      </w:pPr>
+      <w:r>
+        <w:rPr>
+          <w:color w:val="000000"/>
+          <w:i/>
+        </w:rPr>
+        <w:t>Hướng dẫn: Nối mỗi cặp câu bằng một mệnh đề quan hệ phù hợp.</w:t>
+      </w:r>
+    </w:p>
+    <w:p>
+      <w:pPr>
+        <w:spacing w:before="40" w:after="60"/>
+      </w:pPr>
+      <w:r>
+        <w:rPr>
+          <w:color w:val="000000"/>
+        </w:rPr>
+        <w:t>1. She explained the reason. She changed her plan for that reason.</w:t>
+      </w:r>
+    </w:p>
+    <w:p>
+      <w:pPr>
+        <w:spacing w:before="120" w:after="160"/>
+      </w:pPr>
+      <w:r>
+        <w:rPr>
+          <w:color w:val="000000"/>
+        </w:rPr>
+        <w:t>2. The teacher praised the students. They worked hard.</w:t>
+      </w:r>
+    </w:p>
+    <w:p>
+      <w:pPr>
+        <w:spacing w:before="120" w:after="160"/>
+      </w:pPr>
+      <w:r>
+        <w:rPr>
+          <w:color w:val="000000"/>
+        </w:rPr>
+        <w:t>3. The museum was crowded. We visited it on Sunday.</w:t>
+      </w:r>
+    </w:p>
+    <w:p>
+      <w:pPr>
+        <w:spacing w:before="120" w:after="160"/>
+      </w:pPr>
+      <w:r>
+        <w:rPr>
+          <w:color w:val="000000"/>
+        </w:rPr>
+        <w:t>4. The doctor was kind. I spoke to her.</w:t>
+      </w:r>
+    </w:p>
+    <w:p>
+      <w:pPr>
+        <w:spacing w:before="120" w:after="160"/>
+      </w:pPr>
+      <w:r>
+        <w:rPr>
+          <w:color w:val="000000"/>
+        </w:rPr>
+        <w:t>5. This is the restaurant. We had our party here.</w:t>
+      </w:r>
+    </w:p>
+    <w:p>
+      <w:pPr>
+        <w:spacing w:before="120" w:after="160"/>
+      </w:pPr>
+      <w:r>
+        <w:rPr>
+          <w:color w:val="000000"/>
+        </w:rPr>
+        <w:t>6. The bicycle belongs to Lan. Its wheel is broken.</w:t>
+      </w:r>
+    </w:p>
+    <w:p>
+      <w:pPr>
+        <w:spacing w:before="120" w:after="160"/>
+      </w:pPr>
+      <w:r>
+        <w:rPr>
+          <w:color w:val="000000"/>
+        </w:rPr>
+        <w:t>7. July is the month. We usually travel then.</w:t>
+      </w:r>
+    </w:p>
+    <w:p>
+      <w:pPr>
+        <w:spacing w:before="120" w:after="160"/>
+      </w:pPr>
+      <w:r>
+        <w:rPr>
+          <w:color w:val="000000"/>
+        </w:rPr>
+        <w:t>8. The song became popular. Nam wrote it.</w:t>
+      </w:r>
+    </w:p>
+    <w:p>
+      <w:pPr>
+        <w:spacing w:before="120" w:after="160"/>
+      </w:pPr>
+      <w:r>
+        <w:rPr>
+          <w:color w:val="000000"/>
+        </w:rPr>
+        <w:t>9. I know a man. His daughter won the prize.</w:t>
+      </w:r>
+    </w:p>
+    <w:p>
+      <w:pPr>
+        <w:spacing w:before="120" w:after="160"/>
+      </w:pPr>
+      <w:r>
+        <w:rPr>
+          <w:color w:val="000000"/>
+        </w:rPr>
+        <w:t>10. Nobody knows the reason. The machine stopped for that reason.</w:t>
+      </w:r>
+    </w:p>
+    <w:p>
+      <w:pPr>
+        <w:spacing w:before="240" w:after="60"/>
+        <w:keepNext/>
+      </w:pPr>
+      <w:r>
+        <w:rPr>
+          <w:color w:val="000000"/>
           <w:b/>
         </w:rPr>
-        <w:t xml:space="preserve">PHẦN 5. RÚT GỌN MỆNH ĐỀ QUAN HỆ (10 điểm)</w:t>
-      </w:r>
-    </w:p>
-    <w:p>
-      <w:r>
-        <w:t xml:space="preserve">1. Lan was the only person who answered correctly.</w:t>
-      </w:r>
-    </w:p>
-    <w:p>
-      <w:r>
-        <w:t xml:space="preserve">2. The woman who is wearing a blue coat is our guide.</w:t>
-      </w:r>
-    </w:p>
-    <w:p>
-      <w:r>
-        <w:t xml:space="preserve">3. The meals which are served here are vegetarian.</w:t>
-      </w:r>
-    </w:p>
-    <w:p>
-      <w:r>
-        <w:t xml:space="preserve">4. I have several emails that I must answer.</w:t>
-      </w:r>
-    </w:p>
-    <w:p>
-      <w:r>
-        <w:t xml:space="preserve">5. Students who wish to join should sign here.</w:t>
-      </w:r>
-    </w:p>
-    <w:p>
-      <w:r>
-        <w:t xml:space="preserve">6. The car which was stolen yesterday has been found.</w:t>
-      </w:r>
-    </w:p>
-    <w:p>
-      <w:r>
-        <w:t xml:space="preserve">7. Nam was the last guest who arrived.</w:t>
-      </w:r>
-    </w:p>
-    <w:p>
-      <w:r>
-        <w:t xml:space="preserve">8. The children who are playing outside are my neighbors.</w:t>
-      </w:r>
-    </w:p>
-    <w:p>
-      <w:r>
-        <w:t xml:space="preserve">9. The documents which were sent this morning are important.</w:t>
-      </w:r>
-    </w:p>
-    <w:p>
-      <w:r>
-        <w:t xml:space="preserve">10. She has no one who can help her.</w:t>
-      </w:r>
-    </w:p>
-    <w:p>
-      <w:r>
-        <w:rPr>
+        <w:t>PHẦN 4. MỆNH ĐỀ XÁC ĐỊNH / KHÔNG XÁC ĐỊNH VÀ DẤU PHẨY (10 điểm)</w:t>
+      </w:r>
+    </w:p>
+    <w:p>
+      <w:pPr>
+        <w:spacing w:before="0" w:after="60"/>
+        <w:keepNext/>
+      </w:pPr>
+      <w:r>
+        <w:rPr>
+          <w:color w:val="000000"/>
+          <w:i/>
+        </w:rPr>
+        <w:t>Hướng dẫn: Thêm dấu phẩy và điều chỉnh mệnh đề quan hệ xác định/không xác định khi cần.</w:t>
+      </w:r>
+    </w:p>
+    <w:p>
+      <w:pPr>
+        <w:spacing w:before="40" w:after="60"/>
+      </w:pPr>
+      <w:r>
+        <w:rPr>
+          <w:color w:val="000000"/>
+        </w:rPr>
+        <w:t>1. Ha Long Bay which attracts many tourists is beautiful.</w:t>
+      </w:r>
+    </w:p>
+    <w:p>
+      <w:pPr>
+        <w:spacing w:before="120" w:after="160"/>
+      </w:pPr>
+      <w:r>
+        <w:rPr>
+          <w:color w:val="000000"/>
+        </w:rPr>
+        <w:t>2. People who exercise regularly are often healthier.</w:t>
+      </w:r>
+    </w:p>
+    <w:p>
+      <w:pPr>
+        <w:spacing w:before="120" w:after="160"/>
+      </w:pPr>
+      <w:r>
+        <w:rPr>
+          <w:color w:val="000000"/>
+        </w:rPr>
+        <w:t>3. My car which I bought last year has broken down. (one car)</w:t>
+      </w:r>
+    </w:p>
+    <w:p>
+      <w:pPr>
+        <w:spacing w:before="120" w:after="160"/>
+      </w:pPr>
+      <w:r>
+        <w:rPr>
+          <w:color w:val="000000"/>
+        </w:rPr>
+        <w:t>4. The café where we first met has closed.</w:t>
+      </w:r>
+    </w:p>
+    <w:p>
+      <w:pPr>
+        <w:spacing w:before="120" w:after="160"/>
+      </w:pPr>
+      <w:r>
+        <w:rPr>
+          <w:color w:val="000000"/>
+        </w:rPr>
+        <w:t>5. Lan's father who is a doctor works at this hospital.</w:t>
+      </w:r>
+    </w:p>
+    <w:p>
+      <w:pPr>
+        <w:spacing w:before="120" w:after="160"/>
+      </w:pPr>
+      <w:r>
+        <w:rPr>
+          <w:color w:val="000000"/>
+        </w:rPr>
+        <w:t>6. The employees who arrived late apologized.</w:t>
+      </w:r>
+    </w:p>
+    <w:p>
+      <w:pPr>
+        <w:spacing w:before="120" w:after="160"/>
+      </w:pPr>
+      <w:r>
+        <w:rPr>
+          <w:color w:val="000000"/>
+        </w:rPr>
+        <w:t>7. Paris which I visited in June was wonderful.</w:t>
+      </w:r>
+    </w:p>
+    <w:p>
+      <w:pPr>
+        <w:spacing w:before="120" w:after="160"/>
+      </w:pPr>
+      <w:r>
+        <w:rPr>
+          <w:color w:val="000000"/>
+        </w:rPr>
+        <w:t>8. The phone that has a cracked screen is mine.</w:t>
+      </w:r>
+    </w:p>
+    <w:p>
+      <w:pPr>
+        <w:spacing w:before="120" w:after="160"/>
+      </w:pPr>
+      <w:r>
+        <w:rPr>
+          <w:color w:val="000000"/>
+        </w:rPr>
+        <w:t>9. Ms Hoa whom everyone respects is retiring.</w:t>
+      </w:r>
+    </w:p>
+    <w:p>
+      <w:pPr>
+        <w:spacing w:before="120" w:after="160"/>
+      </w:pPr>
+      <w:r>
+        <w:rPr>
+          <w:color w:val="000000"/>
+        </w:rPr>
+        <w:t>10. The Mekong River which flows through several countries is important.</w:t>
+      </w:r>
+    </w:p>
+    <w:p>
+      <w:pPr>
+        <w:spacing w:before="240" w:after="60"/>
+        <w:keepNext/>
+      </w:pPr>
+      <w:r>
+        <w:rPr>
+          <w:color w:val="000000"/>
           <w:b/>
         </w:rPr>
-        <w:t xml:space="preserve">PHẦN 6. SỬA LỖI SAI (10 điểm)</w:t>
-      </w:r>
-    </w:p>
-    <w:p>
-      <w:r>
-        <w:t xml:space="preserve">1. Hanoi, that is the capital, is busy.</w:t>
-      </w:r>
-    </w:p>
-    <w:p>
-      <w:r>
-        <w:t xml:space="preserve">2. My brother who lives in Hue, is a doctor.</w:t>
-      </w:r>
-    </w:p>
-    <w:p>
-      <w:r>
-        <w:t xml:space="preserve">3. The people lives next door are friendly.</w:t>
-      </w:r>
-    </w:p>
-    <w:p>
-      <w:r>
-        <w:t xml:space="preserve">4. The car was repaired yesterday is mine.</w:t>
-      </w:r>
-    </w:p>
-    <w:p>
-      <w:r>
-        <w:t xml:space="preserve">5. Lan was the first student finishing.</w:t>
-      </w:r>
-    </w:p>
-    <w:p>
-      <w:r>
-        <w:t xml:space="preserve">6. The reason where he left is unclear.</w:t>
-      </w:r>
-    </w:p>
-    <w:p>
-      <w:r>
-        <w:t xml:space="preserve">7. The woman to who I spoke was helpful.</w:t>
-      </w:r>
-    </w:p>
-    <w:p>
-      <w:r>
-        <w:t xml:space="preserve">8. The house, that we rented, was small.</w:t>
-      </w:r>
-    </w:p>
-    <w:p>
-      <w:r>
-        <w:t xml:space="preserve">9. Students who works hard will improve.</w:t>
-      </w:r>
-    </w:p>
-    <w:p>
-      <w:r>
-        <w:t xml:space="preserve">10. The letters sending yesterday have arrived.</w:t>
-      </w:r>
-    </w:p>
-    <w:p>
-      <w:r>
-        <w:rPr>
+        <w:t>PHẦN 5. RÚT GỌN MỆNH ĐỀ QUAN HỆ (10 điểm)</w:t>
+      </w:r>
+    </w:p>
+    <w:p>
+      <w:pPr>
+        <w:spacing w:before="0" w:after="60"/>
+        <w:keepNext/>
+      </w:pPr>
+      <w:r>
+        <w:rPr>
+          <w:color w:val="000000"/>
+          <w:i/>
+        </w:rPr>
+        <w:t>Hướng dẫn: Rút gọn mệnh đề quan hệ bằng phân từ hoặc to-infinitive phù hợp.</w:t>
+      </w:r>
+    </w:p>
+    <w:p>
+      <w:pPr>
+        <w:spacing w:before="40" w:after="60"/>
+      </w:pPr>
+      <w:r>
+        <w:rPr>
+          <w:color w:val="000000"/>
+        </w:rPr>
+        <w:t>1. Lan was the only person who answered correctly.</w:t>
+      </w:r>
+    </w:p>
+    <w:p>
+      <w:pPr>
+        <w:spacing w:before="120" w:after="160"/>
+      </w:pPr>
+      <w:r>
+        <w:rPr>
+          <w:color w:val="000000"/>
+        </w:rPr>
+        <w:t>2. The woman who is wearing a blue coat is our guide.</w:t>
+      </w:r>
+    </w:p>
+    <w:p>
+      <w:pPr>
+        <w:spacing w:before="120" w:after="160"/>
+      </w:pPr>
+      <w:r>
+        <w:rPr>
+          <w:color w:val="000000"/>
+        </w:rPr>
+        <w:t>3. The meals which are served here are vegetarian.</w:t>
+      </w:r>
+    </w:p>
+    <w:p>
+      <w:pPr>
+        <w:spacing w:before="120" w:after="160"/>
+      </w:pPr>
+      <w:r>
+        <w:rPr>
+          <w:color w:val="000000"/>
+        </w:rPr>
+        <w:t>4. I have several emails that I must answer.</w:t>
+      </w:r>
+    </w:p>
+    <w:p>
+      <w:pPr>
+        <w:spacing w:before="120" w:after="160"/>
+      </w:pPr>
+      <w:r>
+        <w:rPr>
+          <w:color w:val="000000"/>
+        </w:rPr>
+        <w:t>5. Students who wish to join should sign here.</w:t>
+      </w:r>
+    </w:p>
+    <w:p>
+      <w:pPr>
+        <w:spacing w:before="120" w:after="160"/>
+      </w:pPr>
+      <w:r>
+        <w:rPr>
+          <w:color w:val="000000"/>
+        </w:rPr>
+        <w:t>6. The car which was stolen yesterday has been found.</w:t>
+      </w:r>
+    </w:p>
+    <w:p>
+      <w:pPr>
+        <w:spacing w:before="120" w:after="160"/>
+      </w:pPr>
+      <w:r>
+        <w:rPr>
+          <w:color w:val="000000"/>
+        </w:rPr>
+        <w:t>7. Nam was the last guest who arrived.</w:t>
+      </w:r>
+    </w:p>
+    <w:p>
+      <w:pPr>
+        <w:spacing w:before="120" w:after="160"/>
+      </w:pPr>
+      <w:r>
+        <w:rPr>
+          <w:color w:val="000000"/>
+        </w:rPr>
+        <w:t>8. The children who are playing outside are my neighbors.</w:t>
+      </w:r>
+    </w:p>
+    <w:p>
+      <w:pPr>
+        <w:spacing w:before="120" w:after="160"/>
+      </w:pPr>
+      <w:r>
+        <w:rPr>
+          <w:color w:val="000000"/>
+        </w:rPr>
+        <w:t>9. The documents which were sent this morning are important.</w:t>
+      </w:r>
+    </w:p>
+    <w:p>
+      <w:pPr>
+        <w:spacing w:before="120" w:after="160"/>
+      </w:pPr>
+      <w:r>
+        <w:rPr>
+          <w:color w:val="000000"/>
+        </w:rPr>
+        <w:t>10. She has no one who can help her.</w:t>
+      </w:r>
+    </w:p>
+    <w:p>
+      <w:pPr>
+        <w:spacing w:before="240" w:after="60"/>
+        <w:keepNext/>
+      </w:pPr>
+      <w:r>
+        <w:rPr>
+          <w:color w:val="000000"/>
           <w:b/>
         </w:rPr>
-        <w:t xml:space="preserve">PHẦN 7. LƯỢC BỎ ĐẠI TỪ QUAN HỆ NẾU CÓ THỂ (10 điểm)</w:t>
-      </w:r>
-    </w:p>
-    <w:p>
-      <w:r>
-        <w:t xml:space="preserve">1. The book that I bought is useful.</w:t>
-      </w:r>
-    </w:p>
-    <w:p>
-      <w:r>
-        <w:t xml:space="preserve">2. The man who lives here is friendly.</w:t>
-      </w:r>
-    </w:p>
-    <w:p>
-      <w:r>
-        <w:t xml:space="preserve">3. The film which we watched was long.</w:t>
-      </w:r>
-    </w:p>
-    <w:p>
-      <w:r>
-        <w:t xml:space="preserve">4. The student whom the teacher praised smiled.</w:t>
-      </w:r>
-    </w:p>
-    <w:p>
-      <w:r>
-        <w:t xml:space="preserve">5. The phone which is ringing is mine.</w:t>
-      </w:r>
-    </w:p>
-    <w:p>
-      <w:r>
-        <w:t xml:space="preserve">6. The meal that Lan cooked was delicious.</w:t>
-      </w:r>
-    </w:p>
-    <w:p>
-      <w:r>
-        <w:t xml:space="preserve">7. The woman who called you is my aunt.</w:t>
-      </w:r>
-    </w:p>
-    <w:p>
-      <w:r>
-        <w:t xml:space="preserve">8. The bag which I lost was new.</w:t>
-      </w:r>
-    </w:p>
-    <w:p>
-      <w:r>
-        <w:t xml:space="preserve">9. The car that Nam drives is electric.</w:t>
-      </w:r>
-    </w:p>
-    <w:p>
-      <w:r>
-        <w:t xml:space="preserve">10. The people who work here are helpful.</w:t>
-      </w:r>
-    </w:p>
-    <w:p>
-      <w:r>
-        <w:rPr>
+        <w:t>PHẦN 6. SỬA LỖI SAI (10 điểm)</w:t>
+      </w:r>
+    </w:p>
+    <w:p>
+      <w:pPr>
+        <w:spacing w:before="0" w:after="60"/>
+        <w:keepNext/>
+      </w:pPr>
+      <w:r>
+        <w:rPr>
+          <w:color w:val="000000"/>
+          <w:i/>
+        </w:rPr>
+        <w:t>Hướng dẫn: Tìm lỗi sai và viết lại câu đúng hoàn chỉnh.</w:t>
+      </w:r>
+    </w:p>
+    <w:p>
+      <w:pPr>
+        <w:spacing w:before="40" w:after="60"/>
+      </w:pPr>
+      <w:r>
+        <w:rPr>
+          <w:color w:val="000000"/>
+        </w:rPr>
+        <w:t>1. Hanoi, that is the capital, is busy.</w:t>
+      </w:r>
+    </w:p>
+    <w:p>
+      <w:pPr>
+        <w:spacing w:before="120" w:after="160"/>
+      </w:pPr>
+      <w:r>
+        <w:rPr>
+          <w:color w:val="000000"/>
+        </w:rPr>
+        <w:t>2. My brother who lives in Hue, is a doctor.</w:t>
+      </w:r>
+    </w:p>
+    <w:p>
+      <w:pPr>
+        <w:spacing w:before="120" w:after="160"/>
+      </w:pPr>
+      <w:r>
+        <w:rPr>
+          <w:color w:val="000000"/>
+        </w:rPr>
+        <w:t>3. The people lives next door are friendly.</w:t>
+      </w:r>
+    </w:p>
+    <w:p>
+      <w:pPr>
+        <w:spacing w:before="120" w:after="160"/>
+      </w:pPr>
+      <w:r>
+        <w:rPr>
+          <w:color w:val="000000"/>
+        </w:rPr>
+        <w:t>4. The car was repaired yesterday is mine.</w:t>
+      </w:r>
+    </w:p>
+    <w:p>
+      <w:pPr>
+        <w:spacing w:before="120" w:after="160"/>
+      </w:pPr>
+      <w:r>
+        <w:rPr>
+          <w:color w:val="000000"/>
+        </w:rPr>
+        <w:t>5. Lan was the first student finishing.</w:t>
+      </w:r>
+    </w:p>
+    <w:p>
+      <w:pPr>
+        <w:spacing w:before="120" w:after="160"/>
+      </w:pPr>
+      <w:r>
+        <w:rPr>
+          <w:color w:val="000000"/>
+        </w:rPr>
+        <w:t>6. The reason where he left is unclear.</w:t>
+      </w:r>
+    </w:p>
+    <w:p>
+      <w:pPr>
+        <w:spacing w:before="120" w:after="160"/>
+      </w:pPr>
+      <w:r>
+        <w:rPr>
+          <w:color w:val="000000"/>
+        </w:rPr>
+        <w:t>7. The woman to who I spoke was helpful.</w:t>
+      </w:r>
+    </w:p>
+    <w:p>
+      <w:pPr>
+        <w:spacing w:before="120" w:after="160"/>
+      </w:pPr>
+      <w:r>
+        <w:rPr>
+          <w:color w:val="000000"/>
+        </w:rPr>
+        <w:t>8. The house, that we rented, was small.</w:t>
+      </w:r>
+    </w:p>
+    <w:p>
+      <w:pPr>
+        <w:spacing w:before="120" w:after="160"/>
+      </w:pPr>
+      <w:r>
+        <w:rPr>
+          <w:color w:val="000000"/>
+        </w:rPr>
+        <w:t>9. Students who works hard will improve.</w:t>
+      </w:r>
+    </w:p>
+    <w:p>
+      <w:pPr>
+        <w:spacing w:before="120" w:after="160"/>
+      </w:pPr>
+      <w:r>
+        <w:rPr>
+          <w:color w:val="000000"/>
+        </w:rPr>
+        <w:t>10. The letters sending yesterday have arrived.</w:t>
+      </w:r>
+    </w:p>
+    <w:p>
+      <w:pPr>
+        <w:spacing w:before="240" w:after="60"/>
+        <w:keepNext/>
+      </w:pPr>
+      <w:r>
+        <w:rPr>
+          <w:color w:val="000000"/>
           <w:b/>
         </w:rPr>
-        <w:t xml:space="preserve">PHẦN 8. DỊCH SANG TIẾNG ANH (10 điểm)</w:t>
-      </w:r>
-    </w:p>
-    <w:p>
-      <w:r>
-        <w:t xml:space="preserve">1. Người phụ nữ sống cạnh nhà tôi là bác sĩ.</w:t>
-      </w:r>
-    </w:p>
-    <w:p>
-      <w:r>
-        <w:t xml:space="preserve">2. Đây là cuốn sách mà tôi đã mua.</w:t>
-      </w:r>
-    </w:p>
-    <w:p>
-      <w:r>
-        <w:t xml:space="preserve">3. Tôi biết một cô gái có bố là phi công.</w:t>
-      </w:r>
-    </w:p>
-    <w:p>
-      <w:r>
-        <w:t xml:space="preserve">4. Đây là nơi chúng tôi gặp nhau.</w:t>
-      </w:r>
-    </w:p>
-    <w:p>
-      <w:r>
-        <w:t xml:space="preserve">5. Tôi nhớ ngày chúng tôi tốt nghiệp.</w:t>
-      </w:r>
-    </w:p>
-    <w:p>
-      <w:r>
-        <w:t xml:space="preserve">6. Hà Nội, thủ đô của Việt Nam, rất nhộn nhịp.</w:t>
-      </w:r>
-    </w:p>
-    <w:p>
-      <w:r>
-        <w:t xml:space="preserve">7. Những học sinh học chăm chỉ sẽ tiến bộ.</w:t>
-      </w:r>
-    </w:p>
-    <w:p>
-      <w:r>
-        <w:t xml:space="preserve">8. Chiếc xe bị đánh cắp hôm qua đã được tìm thấy.</w:t>
-      </w:r>
-    </w:p>
-    <w:p>
-      <w:r>
-        <w:t xml:space="preserve">9. Lan là người đầu tiên đến.</w:t>
-      </w:r>
-    </w:p>
-    <w:p>
-      <w:r>
-        <w:t xml:space="preserve">10. Tôi không biết lý do anh ấy rời đi.</w:t>
-      </w:r>
-    </w:p>
-    <w:p>
-      <w:r>
-        <w:rPr>
+        <w:t>PHẦN 7. LƯỢC BỎ ĐẠI TỪ QUAN HỆ NẾU CÓ THỂ (10 điểm)</w:t>
+      </w:r>
+    </w:p>
+    <w:p>
+      <w:pPr>
+        <w:spacing w:before="0" w:after="60"/>
+        <w:keepNext/>
+      </w:pPr>
+      <w:r>
+        <w:rPr>
+          <w:color w:val="000000"/>
+          <w:i/>
+        </w:rPr>
+        <w:t>Hướng dẫn: Lược bỏ đại từ quan hệ nếu có thể và viết lại câu; nếu không thể, giữ nguyên câu.</w:t>
+      </w:r>
+    </w:p>
+    <w:p>
+      <w:pPr>
+        <w:spacing w:before="40" w:after="60"/>
+      </w:pPr>
+      <w:r>
+        <w:rPr>
+          <w:color w:val="000000"/>
+        </w:rPr>
+        <w:t>1. The book that I bought is useful.</w:t>
+      </w:r>
+    </w:p>
+    <w:p>
+      <w:pPr>
+        <w:spacing w:before="120" w:after="160"/>
+      </w:pPr>
+      <w:r>
+        <w:rPr>
+          <w:color w:val="000000"/>
+        </w:rPr>
+        <w:t>2. The man who lives here is friendly.</w:t>
+      </w:r>
+    </w:p>
+    <w:p>
+      <w:pPr>
+        <w:spacing w:before="120" w:after="160"/>
+      </w:pPr>
+      <w:r>
+        <w:rPr>
+          <w:color w:val="000000"/>
+        </w:rPr>
+        <w:t>3. The film which we watched was long.</w:t>
+      </w:r>
+    </w:p>
+    <w:p>
+      <w:pPr>
+        <w:spacing w:before="120" w:after="160"/>
+      </w:pPr>
+      <w:r>
+        <w:rPr>
+          <w:color w:val="000000"/>
+        </w:rPr>
+        <w:t>4. The student whom the teacher praised smiled.</w:t>
+      </w:r>
+    </w:p>
+    <w:p>
+      <w:pPr>
+        <w:spacing w:before="120" w:after="160"/>
+      </w:pPr>
+      <w:r>
+        <w:rPr>
+          <w:color w:val="000000"/>
+        </w:rPr>
+        <w:t>5. The phone which is ringing is mine.</w:t>
+      </w:r>
+    </w:p>
+    <w:p>
+      <w:pPr>
+        <w:spacing w:before="120" w:after="160"/>
+      </w:pPr>
+      <w:r>
+        <w:rPr>
+          <w:color w:val="000000"/>
+        </w:rPr>
+        <w:t>6. The meal that Lan cooked was delicious.</w:t>
+      </w:r>
+    </w:p>
+    <w:p>
+      <w:pPr>
+        <w:spacing w:before="120" w:after="160"/>
+      </w:pPr>
+      <w:r>
+        <w:rPr>
+          <w:color w:val="000000"/>
+        </w:rPr>
+        <w:t>7. The woman who called you is my aunt.</w:t>
+      </w:r>
+    </w:p>
+    <w:p>
+      <w:pPr>
+        <w:spacing w:before="120" w:after="160"/>
+      </w:pPr>
+      <w:r>
+        <w:rPr>
+          <w:color w:val="000000"/>
+        </w:rPr>
+        <w:t>8. The bag which I lost was new.</w:t>
+      </w:r>
+    </w:p>
+    <w:p>
+      <w:pPr>
+        <w:spacing w:before="120" w:after="160"/>
+      </w:pPr>
+      <w:r>
+        <w:rPr>
+          <w:color w:val="000000"/>
+        </w:rPr>
+        <w:t>9. The car that Nam drives is electric.</w:t>
+      </w:r>
+    </w:p>
+    <w:p>
+      <w:pPr>
+        <w:spacing w:before="120" w:after="160"/>
+      </w:pPr>
+      <w:r>
+        <w:rPr>
+          <w:color w:val="000000"/>
+        </w:rPr>
+        <w:t>10. The people who work here are helpful.</w:t>
+      </w:r>
+    </w:p>
+    <w:p>
+      <w:pPr>
+        <w:spacing w:before="240" w:after="60"/>
+        <w:keepNext/>
+      </w:pPr>
+      <w:r>
+        <w:rPr>
+          <w:color w:val="000000"/>
           <w:b/>
         </w:rPr>
-        <w:t xml:space="preserve">PHẦN 9. ĐỌC HIỂU (10 điểm)</w:t>
-      </w:r>
-    </w:p>
-    <w:p>
-      <w:r>
-        <w:t xml:space="preserve">Mr. Minh recently visited Da Lat, where he studied as a young man. The hotel that he chose was near Xuan Huong Lake. His guide, who spoke three languages, showed him places built during the French colonial period. The market where they ate dinner was crowded. Minh bought coffee grown on a farm outside the city and returned on the day when the flower festival began.</w:t>
-      </w:r>
-    </w:p>
-    <w:p>
-      <w:r>
-        <w:t xml:space="preserve">1. Where did Minh study? 2. Which hotel did he choose? 3. How many languages did the guide speak? 4. Where did they eat dinner? 5. What began on the day he returned?</w:t>
-      </w:r>
-    </w:p>
-    <w:p>
-      <w:r>
-        <w:rPr>
+        <w:t>PHẦN 8. DỊCH SANG TIẾNG ANH (10 điểm)</w:t>
+      </w:r>
+    </w:p>
+    <w:p>
+      <w:pPr>
+        <w:spacing w:before="0" w:after="60"/>
+        <w:keepNext/>
+      </w:pPr>
+      <w:r>
+        <w:rPr>
+          <w:color w:val="000000"/>
+          <w:i/>
+        </w:rPr>
+        <w:t>Hướng dẫn: Dịch từng câu sang tiếng Anh tự nhiên và đúng ngữ pháp.</w:t>
+      </w:r>
+    </w:p>
+    <w:p>
+      <w:pPr>
+        <w:spacing w:before="40" w:after="60"/>
+      </w:pPr>
+      <w:r>
+        <w:rPr>
+          <w:color w:val="000000"/>
+        </w:rPr>
+        <w:t>1. Người phụ nữ sống cạnh nhà tôi là bác sĩ.</w:t>
+      </w:r>
+    </w:p>
+    <w:p>
+      <w:pPr>
+        <w:spacing w:before="120" w:after="160"/>
+      </w:pPr>
+      <w:r>
+        <w:rPr>
+          <w:color w:val="000000"/>
+        </w:rPr>
+        <w:t>2. Đây là cuốn sách mà tôi đã mua.</w:t>
+      </w:r>
+    </w:p>
+    <w:p>
+      <w:pPr>
+        <w:spacing w:before="120" w:after="160"/>
+      </w:pPr>
+      <w:r>
+        <w:rPr>
+          <w:color w:val="000000"/>
+        </w:rPr>
+        <w:t>3. Tôi biết một cô gái có bố là phi công.</w:t>
+      </w:r>
+    </w:p>
+    <w:p>
+      <w:pPr>
+        <w:spacing w:before="120" w:after="160"/>
+      </w:pPr>
+      <w:r>
+        <w:rPr>
+          <w:color w:val="000000"/>
+        </w:rPr>
+        <w:t>4. Đây là nơi chúng tôi gặp nhau.</w:t>
+      </w:r>
+    </w:p>
+    <w:p>
+      <w:pPr>
+        <w:spacing w:before="120" w:after="160"/>
+      </w:pPr>
+      <w:r>
+        <w:rPr>
+          <w:color w:val="000000"/>
+        </w:rPr>
+        <w:t>5. Tôi nhớ ngày chúng tôi tốt nghiệp.</w:t>
+      </w:r>
+    </w:p>
+    <w:p>
+      <w:pPr>
+        <w:spacing w:before="120" w:after="160"/>
+      </w:pPr>
+      <w:r>
+        <w:rPr>
+          <w:color w:val="000000"/>
+        </w:rPr>
+        <w:t>6. Hà Nội, thủ đô của Việt Nam, rất nhộn nhịp.</w:t>
+      </w:r>
+    </w:p>
+    <w:p>
+      <w:pPr>
+        <w:spacing w:before="120" w:after="160"/>
+      </w:pPr>
+      <w:r>
+        <w:rPr>
+          <w:color w:val="000000"/>
+        </w:rPr>
+        <w:t>7. Những học sinh học chăm chỉ sẽ tiến bộ.</w:t>
+      </w:r>
+    </w:p>
+    <w:p>
+      <w:pPr>
+        <w:spacing w:before="120" w:after="160"/>
+      </w:pPr>
+      <w:r>
+        <w:rPr>
+          <w:color w:val="000000"/>
+        </w:rPr>
+        <w:t>8. Chiếc xe bị đánh cắp hôm qua đã được tìm thấy.</w:t>
+      </w:r>
+    </w:p>
+    <w:p>
+      <w:pPr>
+        <w:spacing w:before="120" w:after="160"/>
+      </w:pPr>
+      <w:r>
+        <w:rPr>
+          <w:color w:val="000000"/>
+        </w:rPr>
+        <w:t>9. Lan là người đầu tiên đến.</w:t>
+      </w:r>
+    </w:p>
+    <w:p>
+      <w:pPr>
+        <w:spacing w:before="120" w:after="160"/>
+      </w:pPr>
+      <w:r>
+        <w:rPr>
+          <w:color w:val="000000"/>
+        </w:rPr>
+        <w:t>10. Tôi không biết lý do anh ấy rời đi.</w:t>
+      </w:r>
+    </w:p>
+    <w:p>
+      <w:pPr>
+        <w:spacing w:before="240" w:after="60"/>
+        <w:keepNext/>
+      </w:pPr>
+      <w:r>
+        <w:rPr>
+          <w:color w:val="000000"/>
           <w:b/>
         </w:rPr>
-        <w:t xml:space="preserve">PHẦN 10. VIẾT (10 điểm)</w:t>
-      </w:r>
-    </w:p>
-    <w:p>
-      <w:r>
-        <w:t xml:space="preserve">Viết 90–110 từ kể về một chuyến đi và những người, nơi chốn bạn gặp. Dùng mệnh đề xác định, không xác định và trạng từ quan hệ.</w:t>
-      </w:r>
-    </w:p>
-    <w:p>
-      <w:r>
-        <w:rPr>
+        <w:t>PHẦN 9. ĐỌC HIỂU (10 điểm)</w:t>
+      </w:r>
+    </w:p>
+    <w:p>
+      <w:pPr>
+        <w:spacing w:before="0" w:after="60"/>
+        <w:keepNext/>
+      </w:pPr>
+      <w:r>
+        <w:rPr>
+          <w:color w:val="000000"/>
+          <w:i/>
+        </w:rPr>
+        <w:t>Hướng dẫn: Đọc đoạn văn và trả lời từng câu hỏi bằng thông tin trong bài.</w:t>
+      </w:r>
+    </w:p>
+    <w:p>
+      <w:pPr>
+        <w:spacing w:before="0" w:after="120"/>
+      </w:pPr>
+      <w:r>
+        <w:rPr>
+          <w:color w:val="000000"/>
+        </w:rPr>
+        <w:t>Mr. Minh recently visited Da Lat, where he studied as a young man. The hotel that he chose was near Xuan Huong Lake.</w:t>
+      </w:r>
+    </w:p>
+    <w:p>
+      <w:pPr>
+        <w:spacing w:before="0" w:after="120"/>
+      </w:pPr>
+      <w:r>
+        <w:rPr>
+          <w:color w:val="000000"/>
+        </w:rPr>
+        <w:t>His guide, who spoke three languages, showed him places built during the French colonial period.</w:t>
+      </w:r>
+    </w:p>
+    <w:p>
+      <w:pPr>
+        <w:spacing w:before="0" w:after="120"/>
+      </w:pPr>
+      <w:r>
+        <w:rPr>
+          <w:color w:val="000000"/>
+        </w:rPr>
+        <w:t>The market where they ate dinner was crowded. Minh bought coffee grown on a farm outside the city and returned on the day when the flower festival began.</w:t>
+      </w:r>
+    </w:p>
+    <w:p>
+      <w:pPr>
+        <w:spacing w:before="120" w:after="160"/>
+      </w:pPr>
+      <w:r>
+        <w:rPr>
+          <w:color w:val="000000"/>
+        </w:rPr>
+        <w:t>1. Where did Minh study?</w:t>
+      </w:r>
+    </w:p>
+    <w:p>
+      <w:pPr>
+        <w:spacing w:before="120" w:after="160"/>
+      </w:pPr>
+      <w:r>
+        <w:rPr>
+          <w:color w:val="000000"/>
+        </w:rPr>
+        <w:t>2. Which hotel did he choose?</w:t>
+      </w:r>
+    </w:p>
+    <w:p>
+      <w:pPr>
+        <w:spacing w:before="120" w:after="160"/>
+      </w:pPr>
+      <w:r>
+        <w:rPr>
+          <w:color w:val="000000"/>
+        </w:rPr>
+        <w:t>3. How many languages did the guide speak?</w:t>
+      </w:r>
+    </w:p>
+    <w:p>
+      <w:pPr>
+        <w:spacing w:before="120" w:after="160"/>
+      </w:pPr>
+      <w:r>
+        <w:rPr>
+          <w:color w:val="000000"/>
+        </w:rPr>
+        <w:t>4. Where did they eat dinner?</w:t>
+      </w:r>
+    </w:p>
+    <w:p>
+      <w:pPr>
+        <w:spacing w:before="120" w:after="160"/>
+      </w:pPr>
+      <w:r>
+        <w:rPr>
+          <w:color w:val="000000"/>
+        </w:rPr>
+        <w:t>5. What began on the day he returned?</w:t>
+      </w:r>
+    </w:p>
+    <w:p>
+      <w:pPr>
+        <w:spacing w:before="240" w:after="60"/>
+        <w:keepNext/>
+      </w:pPr>
+      <w:r>
+        <w:rPr>
+          <w:color w:val="000000"/>
           <w:b/>
         </w:rPr>
-        <w:t xml:space="preserve">ĐÁP ÁN – ĐỀ 2</w:t>
-      </w:r>
-    </w:p>
-    <w:p>
-      <w:r>
-        <w:rPr>
+        <w:t>PHẦN 10. VIẾT (10 điểm)</w:t>
+      </w:r>
+    </w:p>
+    <w:p>
+      <w:pPr>
+        <w:spacing w:before="0" w:after="60"/>
+        <w:keepNext/>
+      </w:pPr>
+      <w:r>
+        <w:rPr>
+          <w:color w:val="000000"/>
+          <w:i/>
+        </w:rPr>
+        <w:t>Hướng dẫn: Viết đúng độ dài và sử dụng đủ các cấu trúc mệnh đề quan hệ được yêu cầu.</w:t>
+      </w:r>
+    </w:p>
+    <w:p>
+      <w:pPr>
+        <w:spacing w:before="40" w:after="60"/>
+      </w:pPr>
+      <w:r>
+        <w:rPr>
+          <w:color w:val="000000"/>
+        </w:rPr>
+        <w:t>Viết 90–110 từ kể về một chuyến đi và những người, nơi chốn bạn gặp. Dùng mệnh đề xác định, không xác định và trạng từ quan hệ.</w:t>
+      </w:r>
+    </w:p>
+    <w:p>
+      <w:pPr>
+        <w:spacing w:before="0" w:after="280"/>
+        <w:keepNext/>
+        <w:jc w:val="center"/>
+      </w:pPr>
+      <w:r>
+        <w:rPr>
+          <w:color w:val="000000"/>
           <w:b/>
         </w:rPr>
-        <w:t xml:space="preserve">PHẦN 1: 1. whom / who / that; 2. which / that; 3. who / that; 4. which / that; 5. whom; 6. whose; 7. which / that; 8. who / that; 9. whose; 10. whom</w:t>
-      </w:r>
-    </w:p>
-    <w:p>
-      <w:r>
-        <w:rPr>
+        <w:br w:type="page"/>
+        <w:t>ĐÁP ÁN</w:t>
+      </w:r>
+    </w:p>
+    <w:p>
+      <w:pPr>
+        <w:spacing w:before="240" w:after="60"/>
+        <w:keepNext/>
+      </w:pPr>
+      <w:r>
+        <w:rPr>
+          <w:color w:val="000000"/>
           <w:b/>
         </w:rPr>
-        <w:t xml:space="preserve">PHẦN 2: 1. when; 2. why; 3. where; 4. when; 5. where; 6. why; 7. when; 8. where; 9. when; 10. why</w:t>
-      </w:r>
-    </w:p>
-    <w:p>
-      <w:r>
-        <w:rPr>
+        <w:t>PHẦN 1</w:t>
+      </w:r>
+    </w:p>
+    <w:p>
+      <w:pPr>
+        <w:spacing w:before="60" w:after="120"/>
+      </w:pPr>
+      <w:r>
+        <w:rPr>
+          <w:color w:val="000000"/>
+        </w:rPr>
+        <w:t>Câu 1: whom / who / that</w:t>
+      </w:r>
+    </w:p>
+    <w:p>
+      <w:pPr>
+        <w:spacing w:before="60" w:after="120"/>
+      </w:pPr>
+      <w:r>
+        <w:rPr>
+          <w:color w:val="000000"/>
+        </w:rPr>
+        <w:t>Câu 2: which / that</w:t>
+      </w:r>
+    </w:p>
+    <w:p>
+      <w:pPr>
+        <w:spacing w:before="60" w:after="120"/>
+      </w:pPr>
+      <w:r>
+        <w:rPr>
+          <w:color w:val="000000"/>
+        </w:rPr>
+        <w:t>Câu 3: who / that</w:t>
+      </w:r>
+    </w:p>
+    <w:p>
+      <w:pPr>
+        <w:spacing w:before="60" w:after="120"/>
+      </w:pPr>
+      <w:r>
+        <w:rPr>
+          <w:color w:val="000000"/>
+        </w:rPr>
+        <w:t>Câu 4: which / that</w:t>
+      </w:r>
+    </w:p>
+    <w:p>
+      <w:pPr>
+        <w:spacing w:before="60" w:after="120"/>
+      </w:pPr>
+      <w:r>
+        <w:rPr>
+          <w:color w:val="000000"/>
+        </w:rPr>
+        <w:t>Câu 5: whom</w:t>
+      </w:r>
+    </w:p>
+    <w:p>
+      <w:pPr>
+        <w:spacing w:before="60" w:after="120"/>
+      </w:pPr>
+      <w:r>
+        <w:rPr>
+          <w:color w:val="000000"/>
+        </w:rPr>
+        <w:t>Câu 6: whose</w:t>
+      </w:r>
+    </w:p>
+    <w:p>
+      <w:pPr>
+        <w:spacing w:before="60" w:after="120"/>
+      </w:pPr>
+      <w:r>
+        <w:rPr>
+          <w:color w:val="000000"/>
+        </w:rPr>
+        <w:t>Câu 7: which / that</w:t>
+      </w:r>
+    </w:p>
+    <w:p>
+      <w:pPr>
+        <w:spacing w:before="60" w:after="120"/>
+      </w:pPr>
+      <w:r>
+        <w:rPr>
+          <w:color w:val="000000"/>
+        </w:rPr>
+        <w:t>Câu 8: who / that</w:t>
+      </w:r>
+    </w:p>
+    <w:p>
+      <w:pPr>
+        <w:spacing w:before="60" w:after="120"/>
+      </w:pPr>
+      <w:r>
+        <w:rPr>
+          <w:color w:val="000000"/>
+        </w:rPr>
+        <w:t>Câu 9: whose</w:t>
+      </w:r>
+    </w:p>
+    <w:p>
+      <w:pPr>
+        <w:spacing w:before="60" w:after="120"/>
+      </w:pPr>
+      <w:r>
+        <w:rPr>
+          <w:color w:val="000000"/>
+        </w:rPr>
+        <w:t>Câu 10: whom</w:t>
+      </w:r>
+    </w:p>
+    <w:p>
+      <w:pPr>
+        <w:spacing w:before="240" w:after="60"/>
+        <w:keepNext/>
+      </w:pPr>
+      <w:r>
+        <w:rPr>
+          <w:color w:val="000000"/>
           <w:b/>
         </w:rPr>
-        <w:t xml:space="preserve">PHẦN 3: 1. She explained the reason why she changed her plan.; 2. The teacher praised the students who worked hard.; 3. The museum which/that we visited on Sunday was crowded.; 4. The doctor whom/who/that I spoke to was kind.; 5. This is the restaurant where we had our party.; 6. The bicycle whose wheel is broken belongs to Lan.; 7. July is the month when we usually travel.; 8. The song which/that Nam wrote became popular.; 9. I know a man whose daughter won the prize.; 10. Nobody knows the reason why the machine stopped.</w:t>
-      </w:r>
-    </w:p>
-    <w:p>
-      <w:r>
-        <w:rPr>
+        <w:t>PHẦN 2</w:t>
+      </w:r>
+    </w:p>
+    <w:p>
+      <w:pPr>
+        <w:spacing w:before="60" w:after="120"/>
+      </w:pPr>
+      <w:r>
+        <w:rPr>
+          <w:color w:val="000000"/>
+        </w:rPr>
+        <w:t>Câu 1: when</w:t>
+      </w:r>
+    </w:p>
+    <w:p>
+      <w:pPr>
+        <w:spacing w:before="60" w:after="120"/>
+      </w:pPr>
+      <w:r>
+        <w:rPr>
+          <w:color w:val="000000"/>
+        </w:rPr>
+        <w:t>Câu 2: why</w:t>
+      </w:r>
+    </w:p>
+    <w:p>
+      <w:pPr>
+        <w:spacing w:before="60" w:after="120"/>
+      </w:pPr>
+      <w:r>
+        <w:rPr>
+          <w:color w:val="000000"/>
+        </w:rPr>
+        <w:t>Câu 3: where</w:t>
+      </w:r>
+    </w:p>
+    <w:p>
+      <w:pPr>
+        <w:spacing w:before="60" w:after="120"/>
+      </w:pPr>
+      <w:r>
+        <w:rPr>
+          <w:color w:val="000000"/>
+        </w:rPr>
+        <w:t>Câu 4: when</w:t>
+      </w:r>
+    </w:p>
+    <w:p>
+      <w:pPr>
+        <w:spacing w:before="60" w:after="120"/>
+      </w:pPr>
+      <w:r>
+        <w:rPr>
+          <w:color w:val="000000"/>
+        </w:rPr>
+        <w:t>Câu 5: where</w:t>
+      </w:r>
+    </w:p>
+    <w:p>
+      <w:pPr>
+        <w:spacing w:before="60" w:after="120"/>
+      </w:pPr>
+      <w:r>
+        <w:rPr>
+          <w:color w:val="000000"/>
+        </w:rPr>
+        <w:t>Câu 6: why</w:t>
+      </w:r>
+    </w:p>
+    <w:p>
+      <w:pPr>
+        <w:spacing w:before="60" w:after="120"/>
+      </w:pPr>
+      <w:r>
+        <w:rPr>
+          <w:color w:val="000000"/>
+        </w:rPr>
+        <w:t>Câu 7: when</w:t>
+      </w:r>
+    </w:p>
+    <w:p>
+      <w:pPr>
+        <w:spacing w:before="60" w:after="120"/>
+      </w:pPr>
+      <w:r>
+        <w:rPr>
+          <w:color w:val="000000"/>
+        </w:rPr>
+        <w:t>Câu 8: where</w:t>
+      </w:r>
+    </w:p>
+    <w:p>
+      <w:pPr>
+        <w:spacing w:before="60" w:after="120"/>
+      </w:pPr>
+      <w:r>
+        <w:rPr>
+          <w:color w:val="000000"/>
+        </w:rPr>
+        <w:t>Câu 9: when</w:t>
+      </w:r>
+    </w:p>
+    <w:p>
+      <w:pPr>
+        <w:spacing w:before="60" w:after="120"/>
+      </w:pPr>
+      <w:r>
+        <w:rPr>
+          <w:color w:val="000000"/>
+        </w:rPr>
+        <w:t>Câu 10: why</w:t>
+      </w:r>
+    </w:p>
+    <w:p>
+      <w:pPr>
+        <w:spacing w:before="240" w:after="60"/>
+        <w:keepNext/>
+      </w:pPr>
+      <w:r>
+        <w:rPr>
+          <w:color w:val="000000"/>
           <w:b/>
         </w:rPr>
-        <w:t xml:space="preserve">PHẦN 4: 1. Ha Long Bay, which attracts many tourists, is beautiful.; 2. People who exercise regularly are often healthier.; 3. My car, which I bought last year, has broken down.; 4. The café where we first met has closed.; 5. Lan's father, who is a doctor, works at this hospital.; 6. The employees who arrived late apologized.; 7. Paris, which I visited in June, was wonderful.; 8. The phone that has a cracked screen is mine.; 9. Ms Hoa, whom everyone respects, is retiring.; 10. The Mekong River, which flows through several countries, is important.</w:t>
-      </w:r>
-    </w:p>
-    <w:p>
-      <w:r>
-        <w:rPr>
+        <w:t>PHẦN 3</w:t>
+      </w:r>
+    </w:p>
+    <w:p>
+      <w:pPr>
+        <w:spacing w:before="60" w:after="120"/>
+      </w:pPr>
+      <w:r>
+        <w:rPr>
+          <w:color w:val="000000"/>
+        </w:rPr>
+        <w:t>Câu 1: She explained the reason why she changed her plan.</w:t>
+      </w:r>
+    </w:p>
+    <w:p>
+      <w:pPr>
+        <w:spacing w:before="60" w:after="120"/>
+      </w:pPr>
+      <w:r>
+        <w:rPr>
+          <w:color w:val="000000"/>
+        </w:rPr>
+        <w:t>Câu 2: The teacher praised the students who worked hard.</w:t>
+      </w:r>
+    </w:p>
+    <w:p>
+      <w:pPr>
+        <w:spacing w:before="60" w:after="120"/>
+      </w:pPr>
+      <w:r>
+        <w:rPr>
+          <w:color w:val="000000"/>
+        </w:rPr>
+        <w:t>Câu 3: The museum which/that we visited on Sunday was crowded.</w:t>
+      </w:r>
+    </w:p>
+    <w:p>
+      <w:pPr>
+        <w:spacing w:before="60" w:after="120"/>
+      </w:pPr>
+      <w:r>
+        <w:rPr>
+          <w:color w:val="000000"/>
+        </w:rPr>
+        <w:t>Câu 4: The doctor whom/who/that I spoke to was kind.</w:t>
+      </w:r>
+    </w:p>
+    <w:p>
+      <w:pPr>
+        <w:spacing w:before="60" w:after="120"/>
+      </w:pPr>
+      <w:r>
+        <w:rPr>
+          <w:color w:val="000000"/>
+        </w:rPr>
+        <w:t>Câu 5: This is the restaurant where we had our party.</w:t>
+      </w:r>
+    </w:p>
+    <w:p>
+      <w:pPr>
+        <w:spacing w:before="60" w:after="120"/>
+      </w:pPr>
+      <w:r>
+        <w:rPr>
+          <w:color w:val="000000"/>
+        </w:rPr>
+        <w:t>Câu 6: The bicycle whose wheel is broken belongs to Lan.</w:t>
+      </w:r>
+    </w:p>
+    <w:p>
+      <w:pPr>
+        <w:spacing w:before="60" w:after="120"/>
+      </w:pPr>
+      <w:r>
+        <w:rPr>
+          <w:color w:val="000000"/>
+        </w:rPr>
+        <w:t>Câu 7: July is the month when we usually travel.</w:t>
+      </w:r>
+    </w:p>
+    <w:p>
+      <w:pPr>
+        <w:spacing w:before="60" w:after="120"/>
+      </w:pPr>
+      <w:r>
+        <w:rPr>
+          <w:color w:val="000000"/>
+        </w:rPr>
+        <w:t>Câu 8: The song which/that Nam wrote became popular.</w:t>
+      </w:r>
+    </w:p>
+    <w:p>
+      <w:pPr>
+        <w:spacing w:before="60" w:after="120"/>
+      </w:pPr>
+      <w:r>
+        <w:rPr>
+          <w:color w:val="000000"/>
+        </w:rPr>
+        <w:t>Câu 9: I know a man whose daughter won the prize.</w:t>
+      </w:r>
+    </w:p>
+    <w:p>
+      <w:pPr>
+        <w:spacing w:before="60" w:after="120"/>
+      </w:pPr>
+      <w:r>
+        <w:rPr>
+          <w:color w:val="000000"/>
+        </w:rPr>
+        <w:t>Câu 10: Nobody knows the reason why the machine stopped.</w:t>
+      </w:r>
+    </w:p>
+    <w:p>
+      <w:pPr>
+        <w:spacing w:before="240" w:after="60"/>
+        <w:keepNext/>
+      </w:pPr>
+      <w:r>
+        <w:rPr>
+          <w:color w:val="000000"/>
           <w:b/>
         </w:rPr>
-        <w:t xml:space="preserve">PHẦN 5: 1. Lan was the only person to answer correctly.; 2. The woman wearing a blue coat is our guide.; 3. The meals served here are vegetarian.; 4. I have several emails to answer.; 5. Students wishing to join should sign here.; 6. The car stolen yesterday has been found.; 7. Nam was the last guest to arrive.; 8. The children playing outside are my neighbors.; 9. The documents sent this morning are important.; 10. She has no one to help her.</w:t>
-      </w:r>
-    </w:p>
-    <w:p>
-      <w:r>
-        <w:rPr>
+        <w:t>PHẦN 4</w:t>
+      </w:r>
+    </w:p>
+    <w:p>
+      <w:pPr>
+        <w:spacing w:before="60" w:after="120"/>
+      </w:pPr>
+      <w:r>
+        <w:rPr>
+          <w:color w:val="000000"/>
+        </w:rPr>
+        <w:t>Câu 1: Ha Long Bay, which attracts many tourists, is beautiful.</w:t>
+      </w:r>
+    </w:p>
+    <w:p>
+      <w:pPr>
+        <w:spacing w:before="60" w:after="120"/>
+      </w:pPr>
+      <w:r>
+        <w:rPr>
+          <w:color w:val="000000"/>
+        </w:rPr>
+        <w:t>Câu 2: People who exercise regularly are often healthier.</w:t>
+      </w:r>
+    </w:p>
+    <w:p>
+      <w:pPr>
+        <w:spacing w:before="60" w:after="120"/>
+      </w:pPr>
+      <w:r>
+        <w:rPr>
+          <w:color w:val="000000"/>
+        </w:rPr>
+        <w:t>Câu 3: My car, which I bought last year, has broken down.</w:t>
+      </w:r>
+    </w:p>
+    <w:p>
+      <w:pPr>
+        <w:spacing w:before="60" w:after="120"/>
+      </w:pPr>
+      <w:r>
+        <w:rPr>
+          <w:color w:val="000000"/>
+        </w:rPr>
+        <w:t>Câu 4: The café where we first met has closed.</w:t>
+      </w:r>
+    </w:p>
+    <w:p>
+      <w:pPr>
+        <w:spacing w:before="60" w:after="120"/>
+      </w:pPr>
+      <w:r>
+        <w:rPr>
+          <w:color w:val="000000"/>
+        </w:rPr>
+        <w:t>Câu 5: Lan's father, who is a doctor, works at this hospital.</w:t>
+      </w:r>
+    </w:p>
+    <w:p>
+      <w:pPr>
+        <w:spacing w:before="60" w:after="120"/>
+      </w:pPr>
+      <w:r>
+        <w:rPr>
+          <w:color w:val="000000"/>
+        </w:rPr>
+        <w:t>Câu 6: The employees who arrived late apologized.</w:t>
+      </w:r>
+    </w:p>
+    <w:p>
+      <w:pPr>
+        <w:spacing w:before="60" w:after="120"/>
+      </w:pPr>
+      <w:r>
+        <w:rPr>
+          <w:color w:val="000000"/>
+        </w:rPr>
+        <w:t>Câu 7: Paris, which I visited in June, was wonderful.</w:t>
+      </w:r>
+    </w:p>
+    <w:p>
+      <w:pPr>
+        <w:spacing w:before="60" w:after="120"/>
+      </w:pPr>
+      <w:r>
+        <w:rPr>
+          <w:color w:val="000000"/>
+        </w:rPr>
+        <w:t>Câu 8: The phone that has a cracked screen is mine.</w:t>
+      </w:r>
+    </w:p>
+    <w:p>
+      <w:pPr>
+        <w:spacing w:before="60" w:after="120"/>
+      </w:pPr>
+      <w:r>
+        <w:rPr>
+          <w:color w:val="000000"/>
+        </w:rPr>
+        <w:t>Câu 9: Ms Hoa, whom everyone respects, is retiring.</w:t>
+      </w:r>
+    </w:p>
+    <w:p>
+      <w:pPr>
+        <w:spacing w:before="60" w:after="120"/>
+      </w:pPr>
+      <w:r>
+        <w:rPr>
+          <w:color w:val="000000"/>
+        </w:rPr>
+        <w:t>Câu 10: The Mekong River, which flows through several countries, is important.</w:t>
+      </w:r>
+    </w:p>
+    <w:p>
+      <w:pPr>
+        <w:spacing w:before="240" w:after="60"/>
+        <w:keepNext/>
+      </w:pPr>
+      <w:r>
+        <w:rPr>
+          <w:color w:val="000000"/>
           <w:b/>
         </w:rPr>
-        <w:t xml:space="preserve">PHẦN 6: 1. Hanoi, which is the capital, is busy.; 2. My brother, who lives in Hue, is a doctor.; 3. The people living next door are friendly.; 4. The car repaired yesterday is mine.; 5. Lan was the first student to finish.; 6. The reason why he left is unclear.; 7. The woman to whom I spoke was helpful.; 8. The house, which we rented, was small.; 9. Students who work hard will improve.; 10. The letters sent yesterday have arrived.</w:t>
-      </w:r>
-    </w:p>
-    <w:p>
-      <w:r>
-        <w:rPr>
+        <w:t>PHẦN 5</w:t>
+      </w:r>
+    </w:p>
+    <w:p>
+      <w:pPr>
+        <w:spacing w:before="60" w:after="120"/>
+      </w:pPr>
+      <w:r>
+        <w:rPr>
+          <w:color w:val="000000"/>
+        </w:rPr>
+        <w:t>Câu 1: Lan was the only person to answer correctly.</w:t>
+      </w:r>
+    </w:p>
+    <w:p>
+      <w:pPr>
+        <w:spacing w:before="60" w:after="120"/>
+      </w:pPr>
+      <w:r>
+        <w:rPr>
+          <w:color w:val="000000"/>
+        </w:rPr>
+        <w:t>Câu 2: The woman wearing a blue coat is our guide.</w:t>
+      </w:r>
+    </w:p>
+    <w:p>
+      <w:pPr>
+        <w:spacing w:before="60" w:after="120"/>
+      </w:pPr>
+      <w:r>
+        <w:rPr>
+          <w:color w:val="000000"/>
+        </w:rPr>
+        <w:t>Câu 3: The meals served here are vegetarian.</w:t>
+      </w:r>
+    </w:p>
+    <w:p>
+      <w:pPr>
+        <w:spacing w:before="60" w:after="120"/>
+      </w:pPr>
+      <w:r>
+        <w:rPr>
+          <w:color w:val="000000"/>
+        </w:rPr>
+        <w:t>Câu 4: I have several emails to answer.</w:t>
+      </w:r>
+    </w:p>
+    <w:p>
+      <w:pPr>
+        <w:spacing w:before="60" w:after="120"/>
+      </w:pPr>
+      <w:r>
+        <w:rPr>
+          <w:color w:val="000000"/>
+        </w:rPr>
+        <w:t>Câu 5: Students wishing to join should sign here.</w:t>
+      </w:r>
+    </w:p>
+    <w:p>
+      <w:pPr>
+        <w:spacing w:before="60" w:after="120"/>
+      </w:pPr>
+      <w:r>
+        <w:rPr>
+          <w:color w:val="000000"/>
+        </w:rPr>
+        <w:t>Câu 6: The car stolen yesterday has been found.</w:t>
+      </w:r>
+    </w:p>
+    <w:p>
+      <w:pPr>
+        <w:spacing w:before="60" w:after="120"/>
+      </w:pPr>
+      <w:r>
+        <w:rPr>
+          <w:color w:val="000000"/>
+        </w:rPr>
+        <w:t>Câu 7: Nam was the last guest to arrive.</w:t>
+      </w:r>
+    </w:p>
+    <w:p>
+      <w:pPr>
+        <w:spacing w:before="60" w:after="120"/>
+      </w:pPr>
+      <w:r>
+        <w:rPr>
+          <w:color w:val="000000"/>
+        </w:rPr>
+        <w:t>Câu 8: The children playing outside are my neighbors.</w:t>
+      </w:r>
+    </w:p>
+    <w:p>
+      <w:pPr>
+        <w:spacing w:before="60" w:after="120"/>
+      </w:pPr>
+      <w:r>
+        <w:rPr>
+          <w:color w:val="000000"/>
+        </w:rPr>
+        <w:t>Câu 9: The documents sent this morning are important.</w:t>
+      </w:r>
+    </w:p>
+    <w:p>
+      <w:pPr>
+        <w:spacing w:before="60" w:after="120"/>
+      </w:pPr>
+      <w:r>
+        <w:rPr>
+          <w:color w:val="000000"/>
+        </w:rPr>
+        <w:t>Câu 10: She has no one to help her.</w:t>
+      </w:r>
+    </w:p>
+    <w:p>
+      <w:pPr>
+        <w:spacing w:before="240" w:after="60"/>
+        <w:keepNext/>
+      </w:pPr>
+      <w:r>
+        <w:rPr>
+          <w:color w:val="000000"/>
           <w:b/>
         </w:rPr>
-        <w:t xml:space="preserve">PHẦN 7: Có thể lược bỏ ở câu 1, 3, 4, 6, 8, 9; không thể lược bỏ ở câu 2, 5, 7, 10.</w:t>
-      </w:r>
-    </w:p>
-    <w:p>
-      <w:r>
-        <w:rPr>
+        <w:t>PHẦN 6</w:t>
+      </w:r>
+    </w:p>
+    <w:p>
+      <w:pPr>
+        <w:spacing w:before="60" w:after="120"/>
+      </w:pPr>
+      <w:r>
+        <w:rPr>
+          <w:color w:val="000000"/>
+        </w:rPr>
+        <w:t>Câu 1: Hanoi, which is the capital, is busy.</w:t>
+      </w:r>
+    </w:p>
+    <w:p>
+      <w:pPr>
+        <w:spacing w:before="60" w:after="120"/>
+      </w:pPr>
+      <w:r>
+        <w:rPr>
+          <w:color w:val="000000"/>
+        </w:rPr>
+        <w:t>Câu 2: My brother, who lives in Hue, is a doctor.</w:t>
+      </w:r>
+    </w:p>
+    <w:p>
+      <w:pPr>
+        <w:spacing w:before="60" w:after="120"/>
+      </w:pPr>
+      <w:r>
+        <w:rPr>
+          <w:color w:val="000000"/>
+        </w:rPr>
+        <w:t>Câu 3: The people living next door are friendly.</w:t>
+      </w:r>
+    </w:p>
+    <w:p>
+      <w:pPr>
+        <w:spacing w:before="60" w:after="120"/>
+      </w:pPr>
+      <w:r>
+        <w:rPr>
+          <w:color w:val="000000"/>
+        </w:rPr>
+        <w:t>Câu 4: The car repaired yesterday is mine.</w:t>
+      </w:r>
+    </w:p>
+    <w:p>
+      <w:pPr>
+        <w:spacing w:before="60" w:after="120"/>
+      </w:pPr>
+      <w:r>
+        <w:rPr>
+          <w:color w:val="000000"/>
+        </w:rPr>
+        <w:t>Câu 5: Lan was the first student to finish.</w:t>
+      </w:r>
+    </w:p>
+    <w:p>
+      <w:pPr>
+        <w:spacing w:before="60" w:after="120"/>
+      </w:pPr>
+      <w:r>
+        <w:rPr>
+          <w:color w:val="000000"/>
+        </w:rPr>
+        <w:t>Câu 6: The reason why he left is unclear.</w:t>
+      </w:r>
+    </w:p>
+    <w:p>
+      <w:pPr>
+        <w:spacing w:before="60" w:after="120"/>
+      </w:pPr>
+      <w:r>
+        <w:rPr>
+          <w:color w:val="000000"/>
+        </w:rPr>
+        <w:t>Câu 7: The woman to whom I spoke was helpful.</w:t>
+      </w:r>
+    </w:p>
+    <w:p>
+      <w:pPr>
+        <w:spacing w:before="60" w:after="120"/>
+      </w:pPr>
+      <w:r>
+        <w:rPr>
+          <w:color w:val="000000"/>
+        </w:rPr>
+        <w:t>Câu 8: The house, which we rented, was small.</w:t>
+      </w:r>
+    </w:p>
+    <w:p>
+      <w:pPr>
+        <w:spacing w:before="60" w:after="120"/>
+      </w:pPr>
+      <w:r>
+        <w:rPr>
+          <w:color w:val="000000"/>
+        </w:rPr>
+        <w:t>Câu 9: Students who work hard will improve.</w:t>
+      </w:r>
+    </w:p>
+    <w:p>
+      <w:pPr>
+        <w:spacing w:before="60" w:after="120"/>
+      </w:pPr>
+      <w:r>
+        <w:rPr>
+          <w:color w:val="000000"/>
+        </w:rPr>
+        <w:t>Câu 10: The letters sent yesterday have arrived.</w:t>
+      </w:r>
+    </w:p>
+    <w:p>
+      <w:pPr>
+        <w:spacing w:before="240" w:after="60"/>
+        <w:keepNext/>
+      </w:pPr>
+      <w:r>
+        <w:rPr>
+          <w:color w:val="000000"/>
           <w:b/>
         </w:rPr>
-        <w:t xml:space="preserve">PHẦN 8: 1 The woman who lives next door is a doctor. 2 This is the book which/that I bought. 3 I know a girl whose father is a pilot. 4 This is the place where we met. 5 I remember the day when we graduated. 6 Hanoi, which is the capital of Vietnam, is very busy. 7 Students who work hard will improve. 8 The car stolen yesterday has been found. 9 Lan was the first person to arrive. 10 I do not know the reason why he left.</w:t>
-      </w:r>
-    </w:p>
-    <w:p>
-      <w:r>
-        <w:rPr>
+        <w:t>PHẦN 7</w:t>
+      </w:r>
+    </w:p>
+    <w:p>
+      <w:pPr>
+        <w:spacing w:before="60" w:after="120"/>
+      </w:pPr>
+      <w:r>
+        <w:rPr>
+          <w:color w:val="000000"/>
+        </w:rPr>
+        <w:t>Câu 1: Có thể lược bỏ: The book I bought is useful.</w:t>
+      </w:r>
+    </w:p>
+    <w:p>
+      <w:pPr>
+        <w:spacing w:before="60" w:after="120"/>
+      </w:pPr>
+      <w:r>
+        <w:rPr>
+          <w:color w:val="000000"/>
+        </w:rPr>
+        <w:t>Câu 2: Không thể lược bỏ who: The man who lives here is friendly.</w:t>
+      </w:r>
+    </w:p>
+    <w:p>
+      <w:pPr>
+        <w:spacing w:before="60" w:after="120"/>
+      </w:pPr>
+      <w:r>
+        <w:rPr>
+          <w:color w:val="000000"/>
+        </w:rPr>
+        <w:t>Câu 3: Có thể lược bỏ: The film we watched was long.</w:t>
+      </w:r>
+    </w:p>
+    <w:p>
+      <w:pPr>
+        <w:spacing w:before="60" w:after="120"/>
+      </w:pPr>
+      <w:r>
+        <w:rPr>
+          <w:color w:val="000000"/>
+        </w:rPr>
+        <w:t>Câu 4: Có thể lược bỏ: The student the teacher praised smiled.</w:t>
+      </w:r>
+    </w:p>
+    <w:p>
+      <w:pPr>
+        <w:spacing w:before="60" w:after="120"/>
+      </w:pPr>
+      <w:r>
+        <w:rPr>
+          <w:color w:val="000000"/>
+        </w:rPr>
+        <w:t>Câu 5: Không thể lược bỏ which: The phone which is ringing is mine.</w:t>
+      </w:r>
+    </w:p>
+    <w:p>
+      <w:pPr>
+        <w:spacing w:before="60" w:after="120"/>
+      </w:pPr>
+      <w:r>
+        <w:rPr>
+          <w:color w:val="000000"/>
+        </w:rPr>
+        <w:t>Câu 6: Có thể lược bỏ: The meal Lan cooked was delicious.</w:t>
+      </w:r>
+    </w:p>
+    <w:p>
+      <w:pPr>
+        <w:spacing w:before="60" w:after="120"/>
+      </w:pPr>
+      <w:r>
+        <w:rPr>
+          <w:color w:val="000000"/>
+        </w:rPr>
+        <w:t>Câu 7: Không thể lược bỏ who: The woman who called you is my aunt.</w:t>
+      </w:r>
+    </w:p>
+    <w:p>
+      <w:pPr>
+        <w:spacing w:before="60" w:after="120"/>
+      </w:pPr>
+      <w:r>
+        <w:rPr>
+          <w:color w:val="000000"/>
+        </w:rPr>
+        <w:t>Câu 8: Có thể lược bỏ: The bag I lost was new.</w:t>
+      </w:r>
+    </w:p>
+    <w:p>
+      <w:pPr>
+        <w:spacing w:before="60" w:after="120"/>
+      </w:pPr>
+      <w:r>
+        <w:rPr>
+          <w:color w:val="000000"/>
+        </w:rPr>
+        <w:t>Câu 9: Có thể lược bỏ: The car Nam drives is electric.</w:t>
+      </w:r>
+    </w:p>
+    <w:p>
+      <w:pPr>
+        <w:spacing w:before="60" w:after="120"/>
+      </w:pPr>
+      <w:r>
+        <w:rPr>
+          <w:color w:val="000000"/>
+        </w:rPr>
+        <w:t>Câu 10: Không thể lược bỏ who: The people who work here are helpful.</w:t>
+      </w:r>
+    </w:p>
+    <w:p>
+      <w:pPr>
+        <w:spacing w:before="240" w:after="60"/>
+        <w:keepNext/>
+      </w:pPr>
+      <w:r>
+        <w:rPr>
+          <w:color w:val="000000"/>
           <w:b/>
         </w:rPr>
-        <w:t xml:space="preserve">PHẦN 9: 1. In Da Lat. 2. One near Xuan Huong Lake. 3. Three. 4. At the market. 5. The flower festival.</w:t>
-      </w:r>
-    </w:p>
-    <w:p>
-      <w:r>
-        <w:rPr>
+        <w:t>PHẦN 8</w:t>
+      </w:r>
+    </w:p>
+    <w:p>
+      <w:pPr>
+        <w:spacing w:before="60" w:after="120"/>
+      </w:pPr>
+      <w:r>
+        <w:rPr>
+          <w:color w:val="000000"/>
+        </w:rPr>
+        <w:t>Câu 1: The woman who lives next door is a doctor.</w:t>
+      </w:r>
+    </w:p>
+    <w:p>
+      <w:pPr>
+        <w:spacing w:before="60" w:after="120"/>
+      </w:pPr>
+      <w:r>
+        <w:rPr>
+          <w:color w:val="000000"/>
+        </w:rPr>
+        <w:t>Câu 2: This is the book which/that I bought.</w:t>
+      </w:r>
+    </w:p>
+    <w:p>
+      <w:pPr>
+        <w:spacing w:before="60" w:after="120"/>
+      </w:pPr>
+      <w:r>
+        <w:rPr>
+          <w:color w:val="000000"/>
+        </w:rPr>
+        <w:t>Câu 3: I know a girl whose father is a pilot.</w:t>
+      </w:r>
+    </w:p>
+    <w:p>
+      <w:pPr>
+        <w:spacing w:before="60" w:after="120"/>
+      </w:pPr>
+      <w:r>
+        <w:rPr>
+          <w:color w:val="000000"/>
+        </w:rPr>
+        <w:t>Câu 4: This is the place where we met.</w:t>
+      </w:r>
+    </w:p>
+    <w:p>
+      <w:pPr>
+        <w:spacing w:before="60" w:after="120"/>
+      </w:pPr>
+      <w:r>
+        <w:rPr>
+          <w:color w:val="000000"/>
+        </w:rPr>
+        <w:t>Câu 5: I remember the day when we graduated.</w:t>
+      </w:r>
+    </w:p>
+    <w:p>
+      <w:pPr>
+        <w:spacing w:before="60" w:after="120"/>
+      </w:pPr>
+      <w:r>
+        <w:rPr>
+          <w:color w:val="000000"/>
+        </w:rPr>
+        <w:t>Câu 6: Hanoi, which is the capital of Vietnam, is very busy.</w:t>
+      </w:r>
+    </w:p>
+    <w:p>
+      <w:pPr>
+        <w:spacing w:before="60" w:after="120"/>
+      </w:pPr>
+      <w:r>
+        <w:rPr>
+          <w:color w:val="000000"/>
+        </w:rPr>
+        <w:t>Câu 7: Students who work hard will improve.</w:t>
+      </w:r>
+    </w:p>
+    <w:p>
+      <w:pPr>
+        <w:spacing w:before="60" w:after="120"/>
+      </w:pPr>
+      <w:r>
+        <w:rPr>
+          <w:color w:val="000000"/>
+        </w:rPr>
+        <w:t>Câu 8: The car stolen yesterday has been found.</w:t>
+      </w:r>
+    </w:p>
+    <w:p>
+      <w:pPr>
+        <w:spacing w:before="60" w:after="120"/>
+      </w:pPr>
+      <w:r>
+        <w:rPr>
+          <w:color w:val="000000"/>
+        </w:rPr>
+        <w:t>Câu 9: Lan was the first person to arrive.</w:t>
+      </w:r>
+    </w:p>
+    <w:p>
+      <w:pPr>
+        <w:spacing w:before="60" w:after="120"/>
+      </w:pPr>
+      <w:r>
+        <w:rPr>
+          <w:color w:val="000000"/>
+        </w:rPr>
+        <w:t>Câu 10: I do not know the reason why he left.</w:t>
+      </w:r>
+    </w:p>
+    <w:p>
+      <w:pPr>
+        <w:spacing w:before="240" w:after="60"/>
+        <w:keepNext/>
+      </w:pPr>
+      <w:r>
+        <w:rPr>
+          <w:color w:val="000000"/>
           <w:b/>
         </w:rPr>
-        <w:t xml:space="preserve">BÀI VIẾT MẪU (96 từ): Last summer, I visited Da Lat, where my mother studied many years ago. We stayed at a hotel that overlooked Xuan Huong Lake. Our guide, who spoke excellent English, showed us several old buildings built during the French colonial period. I met a farmer whose family grows coffee outside the city. The café where we tried his coffee was small but welcoming. Friday was the day when the flower festival began. Visitors arriving early found the best places to watch the parade. It was a trip that I will always remember because everyone we met was friendly.</w:t>
+        <w:t>PHẦN 9</w:t>
+      </w:r>
+    </w:p>
+    <w:p>
+      <w:pPr>
+        <w:spacing w:before="60" w:after="120"/>
+      </w:pPr>
+      <w:r>
+        <w:rPr>
+          <w:color w:val="000000"/>
+        </w:rPr>
+        <w:t>Câu 1: In Da Lat.</w:t>
+      </w:r>
+    </w:p>
+    <w:p>
+      <w:pPr>
+        <w:spacing w:before="60" w:after="120"/>
+      </w:pPr>
+      <w:r>
+        <w:rPr>
+          <w:color w:val="000000"/>
+        </w:rPr>
+        <w:t>Câu 2: One near Xuan Huong Lake.</w:t>
+      </w:r>
+    </w:p>
+    <w:p>
+      <w:pPr>
+        <w:spacing w:before="60" w:after="120"/>
+      </w:pPr>
+      <w:r>
+        <w:rPr>
+          <w:color w:val="000000"/>
+        </w:rPr>
+        <w:t>Câu 3: Three.</w:t>
+      </w:r>
+    </w:p>
+    <w:p>
+      <w:pPr>
+        <w:spacing w:before="60" w:after="120"/>
+      </w:pPr>
+      <w:r>
+        <w:rPr>
+          <w:color w:val="000000"/>
+        </w:rPr>
+        <w:t>Câu 4: At the market.</w:t>
+      </w:r>
+    </w:p>
+    <w:p>
+      <w:pPr>
+        <w:spacing w:before="60" w:after="120"/>
+      </w:pPr>
+      <w:r>
+        <w:rPr>
+          <w:color w:val="000000"/>
+        </w:rPr>
+        <w:t>Câu 5: The flower festival.</w:t>
+      </w:r>
+    </w:p>
+    <w:p>
+      <w:pPr>
+        <w:spacing w:before="240" w:after="60"/>
+        <w:keepNext/>
+      </w:pPr>
+      <w:r>
+        <w:rPr>
+          <w:color w:val="000000"/>
+          <w:b/>
+        </w:rPr>
+        <w:t>PHẦN 10</w:t>
+      </w:r>
+    </w:p>
+    <w:p>
+      <w:pPr>
+        <w:spacing w:before="240" w:after="60"/>
+        <w:keepNext/>
+      </w:pPr>
+      <w:r>
+        <w:rPr>
+          <w:color w:val="000000"/>
+          <w:b/>
+        </w:rPr>
+        <w:t>Câu trả lời tham khảo</w:t>
+      </w:r>
+    </w:p>
+    <w:p>
+      <w:pPr>
+        <w:spacing w:before="0" w:after="160"/>
+      </w:pPr>
+      <w:r>
+        <w:rPr>
+          <w:color w:val="000000"/>
+        </w:rPr>
+        <w:t>BÀI VIẾT MẪU (96 từ): Last summer, I visited Da Lat, where my mother studied many years ago. We stayed at a hotel that overlooked Xuan Huong Lake. Our guide, who spoke excellent English, showed us several old buildings built during the French colonial period. I met a farmer whose family grows coffee outside the city. The café where we tried his coffee was small but welcoming. Friday was the day when the flower festival began. Visitors arriving early found the best places to watch the parade. It was a trip that I will always remember because everyone we met was friendly.</w:t>
       </w:r>
     </w:p>
     <w:sectPr>
